--- a/documentation/rapport_technique/NEUVILLE_Thomas_rapport_technique.docx
+++ b/documentation/rapport_technique/NEUVILLE_Thomas_rapport_technique.docx
@@ -2051,23 +2051,14 @@
           <w:rPr>
             <w:rStyle w:val="Lienhypertexte"/>
           </w:rPr>
-          <w:t>4 – D</w:t>
-        </w:r>
-        <w:r>
-          <w:rPr>
-            <w:rStyle w:val="Lienhypertexte"/>
-          </w:rPr>
-          <w:t>é</w:t>
-        </w:r>
-        <w:r>
-          <w:rPr>
-            <w:rStyle w:val="Lienhypertexte"/>
-          </w:rPr>
-          <w:t>mo</w:t>
+          <w:t>4 – Démo</w:t>
         </w:r>
       </w:hyperlink>
       <w:r>
         <w:t>)</w:t>
+      </w:r>
+      <w:r>
+        <w:t>.</w:t>
       </w:r>
     </w:p>
     <w:p/>
@@ -2559,8 +2550,13 @@
       <w:bookmarkEnd w:id="5"/>
     </w:p>
     <w:p>
-      <w:r>
-        <w:t xml:space="preserve">Suite à la connexion, </w:t>
+      <w:proofErr w:type="gramStart"/>
+      <w:r>
+        <w:t>Suite à</w:t>
+      </w:r>
+      <w:proofErr w:type="gramEnd"/>
+      <w:r>
+        <w:t xml:space="preserve"> la connexion, </w:t>
       </w:r>
       <w:r>
         <w:t xml:space="preserve">un menu principal s’affiche : </w:t>
@@ -11423,6 +11419,9 @@
         </mc:AlternateContent>
       </w:r>
       <w:r>
+        <w:rPr>
+          <w:noProof/>
+        </w:rPr>
         <w:drawing>
           <wp:inline distT="0" distB="0" distL="0" distR="0" wp14:anchorId="7CD13DCA" wp14:editId="467EF56C">
             <wp:extent cx="4144062" cy="3108960"/>
@@ -11587,10 +11586,7 @@
                         <w:txbxContent>
                           <w:p>
                             <w:r>
-                              <w:t>Puis déb</w:t>
-                            </w:r>
-                            <w:r>
-                              <w:t>loquer en cliquant ici</w:t>
+                              <w:t>Puis débloquer en cliquant ici</w:t>
                             </w:r>
                           </w:p>
                         </w:txbxContent>
@@ -11635,6 +11631,9 @@
         </mc:AlternateContent>
       </w:r>
       <w:r>
+        <w:rPr>
+          <w:noProof/>
+        </w:rPr>
         <w:drawing>
           <wp:inline distT="0" distB="0" distL="0" distR="0" wp14:anchorId="24024285" wp14:editId="48FC4E35">
             <wp:extent cx="4206508" cy="3162300"/>
@@ -11755,10 +11754,7 @@
                         <w:txbxContent>
                           <w:p>
                             <w:r>
-                              <w:t>Supprimer le compte</w:t>
-                            </w:r>
-                            <w:r>
-                              <w:t xml:space="preserve"> en cliquant ici</w:t>
+                              <w:t>Supprimer le compte en cliquant ici</w:t>
                             </w:r>
                           </w:p>
                         </w:txbxContent>
@@ -11875,6 +11871,9 @@
         </mc:AlternateContent>
       </w:r>
       <w:r>
+        <w:rPr>
+          <w:noProof/>
+        </w:rPr>
         <w:drawing>
           <wp:inline distT="0" distB="0" distL="0" distR="0" wp14:anchorId="570D92B7" wp14:editId="3EC26B25">
             <wp:extent cx="4144062" cy="3108960"/>
@@ -13347,7 +13346,24 @@
       </w:r>
     </w:p>
     <w:p>
-      <w:r>
+      <w:pPr>
+        <w:pStyle w:val="Titre2"/>
+        <w:rPr>
+          <w:b/>
+          <w:bCs/>
+          <w:color w:val="auto"/>
+          <w:sz w:val="28"/>
+          <w:szCs w:val="28"/>
+        </w:rPr>
+      </w:pPr>
+      <w:r>
+        <w:rPr>
+          <w:b/>
+          <w:bCs/>
+          <w:color w:val="auto"/>
+          <w:sz w:val="28"/>
+          <w:szCs w:val="28"/>
+        </w:rPr>
         <w:lastRenderedPageBreak/>
         <w:t>3.16 – Ajouter du temps de jeu</w:t>
       </w:r>
@@ -13800,19 +13816,7 @@
           <w:rPr>
             <w:rStyle w:val="Lienhypertexte"/>
           </w:rPr>
-          <w:t>li</w:t>
-        </w:r>
-        <w:r>
-          <w:rPr>
-            <w:rStyle w:val="Lienhypertexte"/>
-          </w:rPr>
-          <w:t>e</w:t>
-        </w:r>
-        <w:r>
-          <w:rPr>
-            <w:rStyle w:val="Lienhypertexte"/>
-          </w:rPr>
-          <w:t>n</w:t>
+          <w:t>lien</w:t>
         </w:r>
       </w:hyperlink>
       <w:r>
@@ -15046,6 +15050,7 @@
   <w:style w:type="character" w:default="1" w:styleId="Policepardfaut">
     <w:name w:val="Default Paragraph Font"/>
     <w:uiPriority w:val="1"/>
+    <w:semiHidden/>
     <w:unhideWhenUsed/>
   </w:style>
   <w:style w:type="table" w:default="1" w:styleId="TableauNormal">
